--- a/assets/Lodovico-Resume-10-12-23.docx
+++ b/assets/Lodovico-Resume-10-12-23.docx
@@ -3548,7 +3548,7 @@
                 <w:sz w:val="20"/>
                 <w:szCs w:val="20"/>
               </w:rPr>
-              <w:t>Azure Administration Associate</w:t>
+              <w:t>Azure Administration Expert</w:t>
             </w:r>
           </w:p>
           <w:p>
@@ -3587,6 +3587,26 @@
               <w:right w:w="0" w:type="dxa"/>
             </w:tcMar>
           </w:tcPr>
+          <w:p>
+            <w:pPr>
+              <w:pStyle w:val="ListBullet"/>
+              <w:numPr>
+                <w:ilvl w:val="0"/>
+                <w:numId w:val="4"/>
+              </w:numPr>
+              <w:rPr>
+                <w:sz w:val="20"/>
+                <w:szCs w:val="20"/>
+              </w:rPr>
+            </w:pPr>
+            <w:r>
+              <w:rPr>
+                <w:sz w:val="20"/>
+                <w:szCs w:val="20"/>
+              </w:rPr>
+              <w:t>Azure Administration Associate</w:t>
+            </w:r>
+          </w:p>
           <w:p>
             <w:pPr>
               <w:pStyle w:val="ListBullet"/>
@@ -3722,7 +3742,14 @@
           <w:sz w:val="20"/>
           <w:szCs w:val="20"/>
         </w:rPr>
-        <w:t xml:space="preserve">Design and develop </w:t>
+        <w:t>Develop</w:t>
+      </w:r>
+      <w:r>
+        <w:rPr>
+          <w:sz w:val="20"/>
+          <w:szCs w:val="20"/>
+        </w:rPr>
+        <w:t xml:space="preserve"> </w:t>
       </w:r>
       <w:r>
         <w:rPr>
@@ -4358,10 +4385,11 @@
   <w:abstractNum w:abstractNumId="8" w15:restartNumberingAfterBreak="0">
     <w:nsid w:val="FFFFFF89"/>
     <w:multiLevelType w:val="singleLevel"/>
-    <w:tmpl w:val="F106026E"/>
+    <w:tmpl w:val="1C1E2A06"/>
     <w:lvl w:ilvl="0">
       <w:start w:val="1"/>
       <w:numFmt w:val="bullet"/>
+      <w:pStyle w:val="ListBullet"/>
       <w:lvlText w:val=""/>
       <w:lvlJc w:val="left"/>
       <w:pPr>
@@ -4765,6 +4793,9 @@
   </w:num>
   <w:num w:numId="13" w16cid:durableId="1907688917">
     <w:abstractNumId w:val="11"/>
+  </w:num>
+  <w:num w:numId="14" w16cid:durableId="71895500">
+    <w:abstractNumId w:val="8"/>
   </w:num>
 </w:numbering>
 </file>
@@ -30450,6 +30481,7 @@
     <w:rsid w:val="001D6E7A"/>
     <w:rsid w:val="00210633"/>
     <w:rsid w:val="002750F6"/>
+    <w:rsid w:val="003D3DCA"/>
     <w:rsid w:val="00D44E3D"/>
   </w:rsids>
   <m:mathPr>
